--- a/backend/data/corpus/DOC-20250712-200.docx
+++ b/backend/data/corpus/DOC-20250712-200.docx
@@ -71,7 +71,7 @@
         <w:rPr>
           <w:sz w:val="21"/>
         </w:rPr>
-        <w:t>&gt; Caught a rushed window between clinic blocks between patients.</w:t>
+        <w:t>&gt; Clinic throughput has stretched out since the summer, which shapes how much time there is for anything else.</w:t>
       </w:r>
     </w:p>
     <w:p>
@@ -79,7 +79,7 @@
         <w:rPr>
           <w:sz w:val="21"/>
         </w:rPr>
-        <w:t>&gt; The new-patient backlog is slowly recovering since the summer, which shapes how much time there is for anything else.</w:t>
+        <w:t>&gt; Formulary questions remains the slowest step, which came up as a general frustration.</w:t>
       </w:r>
     </w:p>
     <w:p>
@@ -103,7 +103,7 @@
           <w:b/>
           <w:sz w:val="21"/>
         </w:rPr>
-        <w:t>Lukas Tavernier, MD, Vantage Park Regional Epilepsy Program, Boise, ID (RSM)</w:t>
+        <w:t>Felicity Ashgrove, MD, Foxglove Health Neurology, Missoula, MT (RSM)</w:t>
       </w:r>
     </w:p>
     <w:p>
@@ -111,7 +111,7 @@
         <w:rPr>
           <w:sz w:val="21"/>
         </w:rPr>
-        <w:t>&gt; Caught a compressed window in the shared office between patients.</w:t>
+        <w:t>&gt; A productive meeting in the shared office, first one this quarter.</w:t>
       </w:r>
     </w:p>
     <w:p>
@@ -119,7 +119,7 @@
         <w:rPr>
           <w:sz w:val="21"/>
         </w:rPr>
-        <w:t>&gt; Titration habits came up in general terms; no specifics were discussed and none were offered.</w:t>
+        <w:t>&gt; The composition of the surgical workup list has shifted over the last year or two.</w:t>
       </w:r>
     </w:p>
     <w:p>
@@ -127,7 +127,7 @@
         <w:rPr>
           <w:sz w:val="21"/>
         </w:rPr>
-        <w:t>&gt; Benefit verification is the step that most often delays a start here.</w:t>
+        <w:t>&gt; Closed there — no specific request.</w:t>
       </w:r>
     </w:p>
     <w:p>
@@ -135,7 +135,15 @@
         <w:rPr>
           <w:sz w:val="21"/>
         </w:rPr>
-        <w:t>&gt; The scheduling system changed again last month, and that took up the first part of the conversation.</w:t>
+        <w:t>&gt; Spent some time on newly referred patients and how workup decisions get sequenced.</w:t>
+      </w:r>
+    </w:p>
+    <w:p>
+      <w:r>
+        <w:rPr>
+          <w:sz w:val="21"/>
+        </w:rPr>
+        <w:t>&gt; Compared notes on which sessions were worth the time.</w:t>
       </w:r>
     </w:p>
     <w:p>
@@ -151,7 +159,7 @@
           <w:b/>
           <w:sz w:val="21"/>
         </w:rPr>
-        <w:t>Nikolai Norrington, MD, Cedar Ridge Regional Epilepsy Program, Duluth, MN (RSM)</w:t>
+        <w:t>Renee Calloway, MD, Palmetto Neurology Associates, Charleston, SC (RSM)</w:t>
       </w:r>
     </w:p>
     <w:p>
@@ -159,7 +167,7 @@
         <w:rPr>
           <w:sz w:val="21"/>
         </w:rPr>
-        <w:t>&gt; Titration habits came up in general terms; no specifics were discussed and none were offered.</w:t>
+        <w:t>&gt; Left it at that, with the next visit to be scheduled.</w:t>
       </w:r>
     </w:p>
     <w:p>
@@ -167,7 +175,7 @@
         <w:rPr>
           <w:sz w:val="21"/>
         </w:rPr>
-        <w:t>&gt; Closed there — nothing that needed follow-up.</w:t>
+        <w:t>&gt; Described how the pediatric-to-adult transfers is triaged now compared with before.</w:t>
       </w:r>
     </w:p>
     <w:p>
@@ -175,7 +183,15 @@
         <w:rPr>
           <w:sz w:val="21"/>
         </w:rPr>
-        <w:t>&gt; Spent some time on the surgical workup list and how workup decisions get sequenced.</w:t>
+        <w:t>&gt; Formulary questions remains the slowest step, which came up as a general frustration.</w:t>
+      </w:r>
+    </w:p>
+    <w:p>
+      <w:r>
+        <w:rPr>
+          <w:sz w:val="21"/>
+        </w:rPr>
+        <w:t>&gt; Asked about my travel schedule, since visits keep landing on the busiest clinic days.</w:t>
       </w:r>
     </w:p>
     <w:p>
@@ -191,7 +207,7 @@
           <w:b/>
           <w:sz w:val="21"/>
         </w:rPr>
-        <w:t>Esperanza Jarreau, MD, Vantage Park Regional Epilepsy Program, Hartford, CT (RSM)</w:t>
+        <w:t>Alastair Whitmore, MD, Vantage Park Regional Epilepsy Program, Hartford, CT (AR)</w:t>
       </w:r>
     </w:p>
     <w:p>
@@ -199,7 +215,7 @@
         <w:rPr>
           <w:sz w:val="21"/>
         </w:rPr>
-        <w:t>&gt; Asked whether I would be at the meeting later this year.</w:t>
+        <w:t>&gt; A twenty-minute visit in the back office; the schedule was tight.</w:t>
       </w:r>
     </w:p>
     <w:p>
@@ -207,7 +223,7 @@
         <w:rPr>
           <w:sz w:val="21"/>
         </w:rPr>
-        <w:t>&gt; Referral patterns into this clinic have changed, and newly referred patients is a bigger share than it was.</w:t>
+        <w:t>&gt; Onboarding the clinic pharmacist is the current preoccupation here.</w:t>
       </w:r>
     </w:p>
     <w:p>
@@ -215,7 +231,7 @@
         <w:rPr>
           <w:sz w:val="21"/>
         </w:rPr>
-        <w:t>&gt; The appeals process remains the slowest step, which came up as a general frustration.</w:t>
+        <w:t>&gt; The referral queue has stretched out since the summer, which shapes how much time there is for anything else.</w:t>
       </w:r>
     </w:p>
     <w:p>
@@ -223,15 +239,7 @@
         <w:rPr>
           <w:sz w:val="21"/>
         </w:rPr>
-        <w:t>&gt; Monitoring intervals during titration are set by clinic routine here rather than by protocol.</w:t>
-      </w:r>
-    </w:p>
-    <w:p>
-      <w:r>
-        <w:rPr>
-          <w:sz w:val="21"/>
-        </w:rPr>
-        <w:t>&gt; Onboarding a rotating resident is the current preoccupation here.</w:t>
+        <w:t>&gt; Referenced a guideline update discussed at journal club in passing.</w:t>
       </w:r>
     </w:p>
     <w:p>
@@ -247,7 +255,7 @@
           <w:b/>
           <w:sz w:val="21"/>
         </w:rPr>
-        <w:t>Quentin Grierson, MD, Northbrook Neurology Institute, Madison, WI (RSM)</w:t>
+        <w:t>Gemma Oakhurst, MD, Palmetto Neurology Institute, Fort Wayne, IN (RSM)</w:t>
       </w:r>
     </w:p>
     <w:p>
@@ -255,7 +263,7 @@
         <w:rPr>
           <w:sz w:val="21"/>
         </w:rPr>
-        <w:t>&gt; Monitoring intervals during titration are set by clinic routine here rather than by protocol.</w:t>
+        <w:t>&gt; Caught a compressed window in the corridor between patients.</w:t>
       </w:r>
     </w:p>
     <w:p>
@@ -263,7 +271,7 @@
         <w:rPr>
           <w:sz w:val="21"/>
         </w:rPr>
-        <w:t>&gt; Described how the older half of the panel is triaged now compared with before.</w:t>
+        <w:t>&gt; Mentioned a session summary from a colleague but did not raise any specific finding.</w:t>
       </w:r>
     </w:p>
     <w:p>
@@ -271,7 +279,7 @@
         <w:rPr>
           <w:sz w:val="21"/>
         </w:rPr>
-        <w:t>&gt; Onboarding a front-desk coordinator is the current preoccupation here.</w:t>
+        <w:t>&gt; Mostly small talk about the program and the venue.</w:t>
       </w:r>
     </w:p>
     <w:p>
@@ -279,15 +287,7 @@
         <w:rPr>
           <w:sz w:val="21"/>
         </w:rPr>
-        <w:t>&gt; Referenced a review that circulated on the service in passing.</w:t>
-      </w:r>
-    </w:p>
-    <w:p>
-      <w:r>
-        <w:rPr>
-          <w:sz w:val="21"/>
-        </w:rPr>
-        <w:t>&gt; Asked whether I would be at the meeting later this year.</w:t>
+        <w:t>&gt; The patient portal went live without much warning, and that took up the first part of the conversation.</w:t>
       </w:r>
     </w:p>
     <w:p>
@@ -311,7 +311,7 @@
         <w:rPr>
           <w:sz w:val="21"/>
         </w:rPr>
-        <w:t>&gt; Agreed to reconnect at the next visit; nothing actionable this visit.</w:t>
+        <w:t>&gt; A rushed meeting by the scheduling desk, first one this quarter.</w:t>
       </w:r>
     </w:p>
     <w:p>
@@ -319,7 +319,15 @@
         <w:rPr>
           <w:sz w:val="21"/>
         </w:rPr>
-        <w:t>&gt; The practice lost a rotating resident and has not backfilled, so routine follow-up slots keeps slipping.</w:t>
+        <w:t>&gt; Titration habits came up in general terms; no specifics were discussed and none were offered.</w:t>
+      </w:r>
+    </w:p>
+    <w:p>
+      <w:r>
+        <w:rPr>
+          <w:sz w:val="21"/>
+        </w:rPr>
+        <w:t>&gt; Spent some time on newly referred patients and how workup decisions get sequenced.</w:t>
       </w:r>
     </w:p>
     <w:p>
@@ -343,7 +351,7 @@
           <w:b/>
           <w:sz w:val="21"/>
         </w:rPr>
-        <w:t>Alastair Harkness, MD, Quarry Hill Epilepsy Center, Scranton, PA (RSM)</w:t>
+        <w:t>Silvio Barrowman, MD, Beacon Hill Neurology Associates, Providence, RI (AR)</w:t>
       </w:r>
     </w:p>
     <w:p>
@@ -351,7 +359,7 @@
         <w:rPr>
           <w:sz w:val="21"/>
         </w:rPr>
-        <w:t>&gt; Nothing actionable this visit this time. Asked about safety and confirmed nothing to report.</w:t>
+        <w:t>&gt; A brief visit between clinic blocks; the schedule was tight.</w:t>
       </w:r>
     </w:p>
     <w:p>
@@ -359,7 +367,7 @@
         <w:rPr>
           <w:sz w:val="21"/>
         </w:rPr>
-        <w:t>&gt; Onboarding the clinic pharmacist is the current preoccupation here.</w:t>
+        <w:t>&gt; Described a preference for slower titration in general, unrelated to any particular patient.</w:t>
       </w:r>
     </w:p>
     <w:p>
@@ -367,7 +375,7 @@
         <w:rPr>
           <w:sz w:val="21"/>
         </w:rPr>
-        <w:t>&gt; Spent some time on newly referred patients and how workup decisions get sequenced.</w:t>
+        <w:t>&gt; Referenced a case series someone forwarded in passing.</w:t>
       </w:r>
     </w:p>
     <w:p>
@@ -375,7 +383,7 @@
         <w:rPr>
           <w:sz w:val="21"/>
         </w:rPr>
-        <w:t>&gt; The practice lost two medical assistants and has not backfilled, so the referral queue looks better than last year.</w:t>
+        <w:t>&gt; Noted that coverage paperwork takes longer than the clinical decision and that this is not specific to any one product.</w:t>
       </w:r>
     </w:p>
     <w:p>
@@ -383,7 +391,7 @@
         <w:rPr>
           <w:sz w:val="21"/>
         </w:rPr>
-        <w:t>&gt; Benefit verification is the step that most often delays a start here.</w:t>
+        <w:t>&gt; Referral patterns into this clinic have changed, and long-standing patients is a bigger share than it was.</w:t>
       </w:r>
     </w:p>
     <w:p>
@@ -407,15 +415,7 @@
         <w:rPr>
           <w:sz w:val="21"/>
         </w:rPr>
-        <w:t>&gt; A half-hour meeting by the scheduling desk, first one this quarter.</w:t>
-      </w:r>
-    </w:p>
-    <w:p>
-      <w:r>
-        <w:rPr>
-          <w:sz w:val="21"/>
-        </w:rPr>
-        <w:t>&gt; Asked whether I had seen a guideline update discussed at journal club; I had not, and offered nothing in return.</w:t>
+        <w:t>&gt; Nothing actionable this visit this time. Asked about safety and confirmed nothing to report.</w:t>
       </w:r>
     </w:p>
     <w:p>
@@ -431,7 +431,7 @@
         <w:rPr>
           <w:sz w:val="21"/>
         </w:rPr>
-        <w:t>&gt; The patient portal has not settled, and that took up the first part of the conversation.</w:t>
+        <w:t>&gt; Asked whether I had seen a session summary from a colleague; I had not, and offered nothing in return.</w:t>
       </w:r>
     </w:p>
     <w:p>
@@ -447,7 +447,7 @@
           <w:b/>
           <w:sz w:val="21"/>
         </w:rPr>
-        <w:t>Hadley Wycliffe, MD, Northbrook Neurology Institute, Peoria, IL (RSM)</w:t>
+        <w:t>Bram Merriwether, MD, Willowmere Neuroscience Center, Toledo, OH (RSM)</w:t>
       </w:r>
     </w:p>
     <w:p>
@@ -455,7 +455,7 @@
         <w:rPr>
           <w:sz w:val="21"/>
         </w:rPr>
-        <w:t>&gt; A brief conversation at the end of the clinic list, mostly logistics.</w:t>
+        <w:t>&gt; A clipped conversation between clinic blocks, mostly logistics.</w:t>
       </w:r>
     </w:p>
     <w:p>
@@ -463,7 +463,7 @@
         <w:rPr>
           <w:sz w:val="21"/>
         </w:rPr>
-        <w:t>&gt; Said flatly that there is no patient group this would not help.</w:t>
+        <w:t>&gt; Compared notes on which sessions were worth the time.</w:t>
       </w:r>
     </w:p>
     <w:p>
@@ -471,7 +471,7 @@
         <w:rPr>
           <w:sz w:val="21"/>
         </w:rPr>
-        <w:t>&gt; Titration scheduling is handled by nursing staff, which the practice finds workable.</w:t>
+        <w:t>&gt; The scheduling system changed again last month, and that took up the first part of the conversation.</w:t>
       </w:r>
     </w:p>
     <w:p>
@@ -479,7 +479,7 @@
         <w:rPr>
           <w:sz w:val="21"/>
         </w:rPr>
-        <w:t>&gt; Asked whether I would be at the meeting later this year.</w:t>
+        <w:t>&gt; Asked what is known about reproductive-age patients who ask about pregnancy outcomes and get no clear answer.</w:t>
       </w:r>
     </w:p>
     <w:p>
@@ -503,7 +503,7 @@
         <w:rPr>
           <w:sz w:val="21"/>
         </w:rPr>
-        <w:t>&gt; An unhurried visit at the end of the clinic list; the schedule was tight.</w:t>
+        <w:t>&gt; Referenced a review that circulated on the service in passing.</w:t>
       </w:r>
     </w:p>
     <w:p>
@@ -511,7 +511,7 @@
         <w:rPr>
           <w:sz w:val="21"/>
         </w:rPr>
-        <w:t>&gt; Onboarding the clinic pharmacist is the current preoccupation here.</w:t>
+        <w:t>&gt; Mostly small talk about the program and the venue.</w:t>
       </w:r>
     </w:p>
     <w:p>
@@ -519,7 +519,15 @@
         <w:rPr>
           <w:sz w:val="21"/>
         </w:rPr>
-        <w:t>&gt; Most of the discussion was about the prior-authorization workflow, which is still being sorted out.</w:t>
+        <w:t>&gt; Spent some time on the pediatric-to-adult transfers and how workup decisions get sequenced.</w:t>
+      </w:r>
+    </w:p>
+    <w:p>
+      <w:r>
+        <w:rPr>
+          <w:sz w:val="21"/>
+        </w:rPr>
+        <w:t>&gt; No product discussion. Safety items asked about and confirmed none.</w:t>
       </w:r>
     </w:p>
     <w:p>
@@ -543,7 +551,7 @@
           <w:b/>
           <w:sz w:val="21"/>
         </w:rPr>
-        <w:t>Cormac Quintrell, MD, Riverstone Comprehensive Epilepsy Clinic, Chattanooga, TN (RSM)</w:t>
+        <w:t>Nikolai Barrowman, MD, Bluestem Comprehensive Epilepsy Clinic, Springfield, MO (AR)</w:t>
       </w:r>
     </w:p>
     <w:p>
@@ -551,7 +559,7 @@
         <w:rPr>
           <w:sz w:val="21"/>
         </w:rPr>
-        <w:t>&gt; Caught a short window in the reading room between patients.</w:t>
+        <w:t>&gt; A rushed visit by the scheduling desk; the schedule was tight.</w:t>
       </w:r>
     </w:p>
     <w:p>
@@ -559,7 +567,7 @@
         <w:rPr>
           <w:sz w:val="21"/>
         </w:rPr>
-        <w:t>&gt; Noted that benefit checks has improved somewhat and that this is not specific to any one product.</w:t>
+        <w:t>&gt; Asked whether I had seen a case series someone forwarded; I had not, and offered nothing in return.</w:t>
       </w:r>
     </w:p>
     <w:p>
@@ -567,7 +575,23 @@
         <w:rPr>
           <w:sz w:val="21"/>
         </w:rPr>
-        <w:t>&gt; The practice lost a rotating resident and has not backfilled, so clinic throughput keeps slipping.</w:t>
+        <w:t>&gt; Spent some time on long-standing patients and how workup decisions get sequenced.</w:t>
+      </w:r>
+    </w:p>
+    <w:p>
+      <w:r>
+        <w:rPr>
+          <w:sz w:val="21"/>
+        </w:rPr>
+        <w:t>&gt; The practice lost the epilepsy fellow and has not backfilled, so the new-patient backlog has stretched out.</w:t>
+      </w:r>
+    </w:p>
+    <w:p>
+      <w:r>
+        <w:rPr>
+          <w:sz w:val="21"/>
+        </w:rPr>
+        <w:t>&gt; Most of the discussion was about the patient portal, which went live without much warning.</w:t>
       </w:r>
     </w:p>
     <w:p>
@@ -591,7 +615,7 @@
         <w:rPr>
           <w:sz w:val="21"/>
         </w:rPr>
-        <w:t>&gt; Most of the discussion was about the new charting templates, which went live without much warning.</w:t>
+        <w:t>&gt; Referral patterns into this clinic have changed, and long-standing patients is a bigger share than it was.</w:t>
       </w:r>
     </w:p>
     <w:p>
@@ -607,15 +631,7 @@
         <w:rPr>
           <w:sz w:val="21"/>
         </w:rPr>
-        <w:t>&gt; Referral patterns into this clinic have changed, and the surgical workup list is a bigger share than it was.</w:t>
-      </w:r>
-    </w:p>
-    <w:p>
-      <w:r>
-        <w:rPr>
-          <w:sz w:val="21"/>
-        </w:rPr>
-        <w:t>&gt; The practice lost two medical assistants and has not backfilled, so clinic throughput has stretched out.</w:t>
+        <w:t>&gt; Formulary questions has improved somewhat, which came up as a general frustration.</w:t>
       </w:r>
     </w:p>
     <w:p>
